--- a/브라질 변호사/1부/1부_7화_숲의_현장검증.docx
+++ b/브라질 변호사/1부/1부_7화_숲의_현장검증.docx
@@ -62,7 +62,7 @@
           <w:i w:val="0"/>
           <w:sz w:val="22"/>
         </w:rPr>
-        <w:t>2015년 8월, 6화에서 ‘비지아’ 소송을 봉인하고 표적 목록의 세베리누·루시아 번호를 본 지 3주 뒤. 5화의 첫 승소(긴급 가처분 기각) 이후에도 수은 소송은 원주민 영토 오염 부분이 남아 있고, 연방 판사가 아루아칸 영토 안 수원지까지 직접 가 보는 현장검증(inspeção judicial)을 명했다. 하파는 그 전날 강마을에 들러 프라두가 준비한 개별 합의서(termos de acordo)를 받아 오라는 지시를 함께 받았다. 노바 카라자이 부모 집에서 이틀을 묵는다.</w:t>
+        <w:t>2015년 8월, 6화에서 ‘비지아’ 소송을 봉인하고 표적 목록의 세베리누·루시아 번호를 본 지 3주 뒤. 5화의 첫 승소(긴급 가처분 기각) 이후에도 수은 소송은 원주민 영토 오염 부분이 남아 있고, 연방 판사가 아루아칸 영토 안 수원지까지 직접 가 보는 현장검증(inspeção judicial)을 명했다. 하파는 그 전날 강마을에 들러 프라두가 준비한 개별 합의서(termos de acordo)를 받아 오라는 지시를 함께 받았다. 노바 카라자이 부모 집에서 이틀을 묵는다. 총격이 있던 날 밤, 보건소 앞 벤치에서 세베리누는 하파에게 ‘실력이 문제가 아니라 누구를 위해서냐’고 말한다.</w:t>
       </w:r>
     </w:p>
     <w:p>
@@ -4468,6 +4468,253 @@
           <w:sz w:val="22"/>
         </w:rPr>
         <w:t>Então devolve seca. Pai repara nessas coisas.</w:t>
+      </w:r>
+    </w:p>
+    <w:p>
+      <w:pPr>
+        <w:spacing w:before="0" w:after="110" w:line="300" w:lineRule="auto"/>
+      </w:pPr>
+      <w:r>
+        <w:rPr>
+          <w:rFonts w:ascii="Times New Roman" w:hAnsi="Times New Roman" w:eastAsia="Malgun Gothic"/>
+          <w:b w:val="0"/>
+          <w:i/>
+          <w:color w:val="555555"/>
+          <w:sz w:val="22"/>
+        </w:rPr>
+        <w:t>(Já é noite. Moema e Lúcia se afastam em direção ao rádio do posto. Ficam os dois no banco de cimento, sob a única lâmpada, cercada de mariposas.)</w:t>
+      </w:r>
+    </w:p>
+    <w:p>
+      <w:pPr>
+        <w:spacing w:before="0" w:after="110" w:line="300" w:lineRule="auto"/>
+      </w:pPr>
+      <w:r>
+        <w:rPr>
+          <w:rFonts w:ascii="Times New Roman" w:hAnsi="Times New Roman" w:eastAsia="Malgun Gothic"/>
+          <w:b/>
+          <w:i w:val="0"/>
+          <w:sz w:val="22"/>
+        </w:rPr>
+        <w:t xml:space="preserve">Rafa: </w:t>
+      </w:r>
+      <w:r>
+        <w:rPr>
+          <w:rFonts w:ascii="Times New Roman" w:hAnsi="Times New Roman" w:eastAsia="Malgun Gothic"/>
+          <w:b w:val="0"/>
+          <w:i w:val="0"/>
+          <w:sz w:val="22"/>
+        </w:rPr>
+        <w:t>Amanhã o Teles quer um memorial dizendo que o tiro prova o laudo. E eu sei escrever esse memorial. Eu escrevo bem esse memorial.</w:t>
+      </w:r>
+    </w:p>
+    <w:p>
+      <w:pPr>
+        <w:spacing w:before="0" w:after="110" w:line="300" w:lineRule="auto"/>
+      </w:pPr>
+      <w:r>
+        <w:rPr>
+          <w:rFonts w:ascii="Times New Roman" w:hAnsi="Times New Roman" w:eastAsia="Malgun Gothic"/>
+          <w:b/>
+          <w:i w:val="0"/>
+          <w:sz w:val="22"/>
+        </w:rPr>
+        <w:t xml:space="preserve">Severino: </w:t>
+      </w:r>
+      <w:r>
+        <w:rPr>
+          <w:rFonts w:ascii="Times New Roman" w:hAnsi="Times New Roman" w:eastAsia="Malgun Gothic"/>
+          <w:b w:val="0"/>
+          <w:i w:val="0"/>
+          <w:sz w:val="22"/>
+        </w:rPr>
+        <w:t xml:space="preserve">Eu sei que escreve. </w:t>
+      </w:r>
+      <w:r>
+        <w:rPr>
+          <w:rFonts w:ascii="Times New Roman" w:hAnsi="Times New Roman" w:eastAsia="Malgun Gothic"/>
+          <w:b w:val="0"/>
+          <w:i/>
+          <w:color w:val="555555"/>
+          <w:sz w:val="22"/>
+        </w:rPr>
+        <w:t>(serve o resto da garrafa no copo dele)</w:t>
+      </w:r>
+      <w:r>
+        <w:rPr>
+          <w:rFonts w:ascii="Times New Roman" w:hAnsi="Times New Roman" w:eastAsia="Malgun Gothic"/>
+          <w:b w:val="0"/>
+          <w:i w:val="0"/>
+          <w:sz w:val="22"/>
+        </w:rPr>
+        <w:t xml:space="preserve"> É isso que me dá pena, doutor Rafael.</w:t>
+      </w:r>
+    </w:p>
+    <w:p>
+      <w:pPr>
+        <w:spacing w:before="0" w:after="110" w:line="300" w:lineRule="auto"/>
+      </w:pPr>
+      <w:r>
+        <w:rPr>
+          <w:rFonts w:ascii="Times New Roman" w:hAnsi="Times New Roman" w:eastAsia="Malgun Gothic"/>
+          <w:b/>
+          <w:i w:val="0"/>
+          <w:sz w:val="22"/>
+        </w:rPr>
+        <w:t xml:space="preserve">Rafa: </w:t>
+      </w:r>
+      <w:r>
+        <w:rPr>
+          <w:rFonts w:ascii="Times New Roman" w:hAnsi="Times New Roman" w:eastAsia="Malgun Gothic"/>
+          <w:b w:val="0"/>
+          <w:i w:val="0"/>
+          <w:sz w:val="22"/>
+        </w:rPr>
+        <w:t>Pena?</w:t>
+      </w:r>
+    </w:p>
+    <w:p>
+      <w:pPr>
+        <w:spacing w:before="0" w:after="110" w:line="300" w:lineRule="auto"/>
+      </w:pPr>
+      <w:r>
+        <w:rPr>
+          <w:rFonts w:ascii="Times New Roman" w:hAnsi="Times New Roman" w:eastAsia="Malgun Gothic"/>
+          <w:b/>
+          <w:i w:val="0"/>
+          <w:sz w:val="22"/>
+        </w:rPr>
+        <w:t xml:space="preserve">Severino: </w:t>
+      </w:r>
+      <w:r>
+        <w:rPr>
+          <w:rFonts w:ascii="Times New Roman" w:hAnsi="Times New Roman" w:eastAsia="Malgun Gothic"/>
+          <w:b w:val="0"/>
+          <w:i w:val="0"/>
+          <w:sz w:val="22"/>
+        </w:rPr>
+        <w:t>O senhor é bom demais pra ser usado por eles. Um advogado ruim, eles jogam fora depois da causa. Um bom, eles gastam devagar, até o fim.</w:t>
+      </w:r>
+    </w:p>
+    <w:p>
+      <w:pPr>
+        <w:spacing w:before="0" w:after="110" w:line="300" w:lineRule="auto"/>
+      </w:pPr>
+      <w:r>
+        <w:rPr>
+          <w:rFonts w:ascii="Times New Roman" w:hAnsi="Times New Roman" w:eastAsia="Malgun Gothic"/>
+          <w:b/>
+          <w:i w:val="0"/>
+          <w:sz w:val="22"/>
+        </w:rPr>
+        <w:t xml:space="preserve">Rafa: </w:t>
+      </w:r>
+      <w:r>
+        <w:rPr>
+          <w:rFonts w:ascii="Times New Roman" w:hAnsi="Times New Roman" w:eastAsia="Malgun Gothic"/>
+          <w:b w:val="0"/>
+          <w:i w:val="0"/>
+          <w:sz w:val="22"/>
+        </w:rPr>
+        <w:t>Ninguém está me usando. Eu escolhi o escritório, o cliente, a tese.</w:t>
+      </w:r>
+    </w:p>
+    <w:p>
+      <w:pPr>
+        <w:spacing w:before="0" w:after="110" w:line="300" w:lineRule="auto"/>
+      </w:pPr>
+      <w:r>
+        <w:rPr>
+          <w:rFonts w:ascii="Times New Roman" w:hAnsi="Times New Roman" w:eastAsia="Malgun Gothic"/>
+          <w:b/>
+          <w:i w:val="0"/>
+          <w:sz w:val="22"/>
+        </w:rPr>
+        <w:t xml:space="preserve">Severino: </w:t>
+      </w:r>
+      <w:r>
+        <w:rPr>
+          <w:rFonts w:ascii="Times New Roman" w:hAnsi="Times New Roman" w:eastAsia="Malgun Gothic"/>
+          <w:b w:val="0"/>
+          <w:i w:val="0"/>
+          <w:sz w:val="22"/>
+        </w:rPr>
+        <w:t>Escolheu. E a tese é boa. A pergunta nunca foi se o senhor é bom, doutor. Isso o senhor já provou em São Paulo e aqui. A pergunta é pra quem.</w:t>
+      </w:r>
+    </w:p>
+    <w:p>
+      <w:pPr>
+        <w:spacing w:before="0" w:after="110" w:line="300" w:lineRule="auto"/>
+      </w:pPr>
+      <w:r>
+        <w:rPr>
+          <w:rFonts w:ascii="Times New Roman" w:hAnsi="Times New Roman" w:eastAsia="Malgun Gothic"/>
+          <w:b/>
+          <w:i w:val="0"/>
+          <w:sz w:val="22"/>
+        </w:rPr>
+        <w:t xml:space="preserve">Rafa: </w:t>
+      </w:r>
+      <w:r>
+        <w:rPr>
+          <w:rFonts w:ascii="Times New Roman" w:hAnsi="Times New Roman" w:eastAsia="Malgun Gothic"/>
+          <w:b w:val="0"/>
+          <w:i/>
+          <w:color w:val="555555"/>
+          <w:sz w:val="22"/>
+        </w:rPr>
+        <w:t>(olha o copo)</w:t>
+      </w:r>
+      <w:r>
+        <w:rPr>
+          <w:rFonts w:ascii="Times New Roman" w:hAnsi="Times New Roman" w:eastAsia="Malgun Gothic"/>
+          <w:b w:val="0"/>
+          <w:i w:val="0"/>
+          <w:sz w:val="22"/>
+        </w:rPr>
+        <w:t xml:space="preserve"> E se a resposta for errada?</w:t>
+      </w:r>
+    </w:p>
+    <w:p>
+      <w:pPr>
+        <w:spacing w:before="0" w:after="110" w:line="300" w:lineRule="auto"/>
+      </w:pPr>
+      <w:r>
+        <w:rPr>
+          <w:rFonts w:ascii="Times New Roman" w:hAnsi="Times New Roman" w:eastAsia="Malgun Gothic"/>
+          <w:b/>
+          <w:i w:val="0"/>
+          <w:sz w:val="22"/>
+        </w:rPr>
+        <w:t xml:space="preserve">Severino: </w:t>
+      </w:r>
+      <w:r>
+        <w:rPr>
+          <w:rFonts w:ascii="Times New Roman" w:hAnsi="Times New Roman" w:eastAsia="Malgun Gothic"/>
+          <w:b w:val="0"/>
+          <w:i w:val="0"/>
+          <w:sz w:val="22"/>
+        </w:rPr>
+        <w:t xml:space="preserve">Então o senhor vai ser muito bom, muito tempo, pra quem não merece. Acontece com os melhores. </w:t>
+      </w:r>
+      <w:r>
+        <w:rPr>
+          <w:rFonts w:ascii="Times New Roman" w:hAnsi="Times New Roman" w:eastAsia="Malgun Gothic"/>
+          <w:b w:val="0"/>
+          <w:i/>
+          <w:color w:val="555555"/>
+          <w:sz w:val="22"/>
+        </w:rPr>
+        <w:t>(levanta-se, apoiado no encosto)</w:t>
+      </w:r>
+      <w:r>
+        <w:rPr>
+          <w:rFonts w:ascii="Times New Roman" w:hAnsi="Times New Roman" w:eastAsia="Malgun Gothic"/>
+          <w:b w:val="0"/>
+          <w:i w:val="0"/>
+          <w:sz w:val="22"/>
+        </w:rPr>
+        <w:t xml:space="preserve"> Vá pra casa. Hoje ninguém responde nada.</w:t>
       </w:r>
     </w:p>
     <w:p>

--- a/브라질 변호사/1부/1부_7화_숲의_현장검증.docx
+++ b/브라질 변호사/1부/1부_7화_숲의_현장검증.docx
@@ -1432,7 +1432,7 @@
           <w:i w:val="0"/>
           <w:sz w:val="22"/>
         </w:rPr>
-        <w:t>A filha da Nazaré também. E os dois netos do Seu Bené. A gente come o peixe que tem, doutor. O que não tem, a gente não come.</w:t>
+        <w:t>A filha da Lindalva também. E os dois netos do Seu Olegário. A gente come o peixe que tem, doutor. O que não tem, a gente não come.</w:t>
       </w:r>
     </w:p>
     <w:p>
